--- a/docs/textbook/platform-engineering-handbook.docx
+++ b/docs/textbook/platform-engineering-handbook.docx
@@ -41103,21 +41103,7 @@
         <w:pStyle w:val="FirstParagraph"/>
       </w:pPr>
       <w:r>
-        <w:t xml:space="preserve">Key choices we lock in (see</w:t>
-      </w:r>
-      <w:r>
-        <w:t xml:space="preserve"> </w:t>
-      </w:r>
-      <w:hyperlink w:anchor="pinned-decisions-in-our-lab">
-        <w:r>
-          <w:rPr>
-            <w:rStyle w:val="Hyperlink"/>
-          </w:rPr>
-          <w:t xml:space="preserve">pinned decisions</w:t>
-        </w:r>
-      </w:hyperlink>
-      <w:r>
-        <w:t xml:space="preserve">):</w:t>
+        <w:t xml:space="preserve">Key choices we lock in:</w:t>
       </w:r>
     </w:p>
     <w:tbl>
